--- a/Проектирование пользовательских интерфейсоф/Основы проектирования UI и UX в играх/Основы проектирования UI и UX в играх.docx
+++ b/Проектирование пользовательских интерфейсоф/Основы проектирования UI и UX в играх/Основы проектирования UI и UX в играх.docx
@@ -1185,12 +1185,21 @@
             <w:pPr>
               <w:spacing w:before="40" w:after="40"/>
             </w:pPr>
-            <w:r>
-              <w:rPr>
-                <w:rFonts w:ascii="Calibri" w:hAnsi="Calibri"/>
-                <w:sz w:val="21"/>
-              </w:rPr>
-              <w:t>Отзывчивость (</w:t>
+            <w:proofErr w:type="spellStart"/>
+            <w:r>
+              <w:rPr>
+                <w:rFonts w:ascii="Calibri" w:hAnsi="Calibri"/>
+                <w:sz w:val="21"/>
+              </w:rPr>
+              <w:t>Отзывчивость</w:t>
+            </w:r>
+            <w:proofErr w:type="spellEnd"/>
+            <w:r>
+              <w:rPr>
+                <w:rFonts w:ascii="Calibri" w:hAnsi="Calibri"/>
+                <w:sz w:val="21"/>
+              </w:rPr>
+              <w:t xml:space="preserve"> (</w:t>
             </w:r>
             <w:proofErr w:type="spellStart"/>
             <w:r>
@@ -1253,62 +1262,217 @@
     </w:p>
     <w:p/>
     <w:p>
+      <w:r>
+        <w:t>Диегетический</w:t>
+      </w:r>
+    </w:p>
+    <w:p/>
+    <w:p>
+      <w:r>
+        <w:t>Существует внутри игрового мира и может восприниматься персонажем.</w:t>
+      </w:r>
+    </w:p>
+    <w:p/>
+    <w:p>
       <w:proofErr w:type="spellStart"/>
       <w:r>
+        <w:t>Недиегетический</w:t>
+      </w:r>
+      <w:proofErr w:type="spellEnd"/>
+    </w:p>
+    <w:p/>
+    <w:p>
+      <w:proofErr w:type="spellStart"/>
+      <w:r>
+        <w:t>Облечный</w:t>
+      </w:r>
+      <w:proofErr w:type="spellEnd"/>
+      <w:r>
+        <w:t xml:space="preserve"> HUD поверх игрового мира, видимый только игроку.</w:t>
+      </w:r>
+    </w:p>
+    <w:p/>
+    <w:p>
+      <w:r>
+        <w:t>Пространственный</w:t>
+      </w:r>
+    </w:p>
+    <w:p/>
+    <w:p>
+      <w:r>
+        <w:t>Интерфейс расположен непосредственно в пространстве игрового мира.</w:t>
+      </w:r>
+    </w:p>
+    <w:p/>
+    <w:p>
+      <w:r>
+        <w:t>Мета</w:t>
+      </w:r>
+    </w:p>
+    <w:p/>
+    <w:p>
+      <w:r>
+        <w:t>Визуальная информация или связанный с состоянием игры.</w:t>
+      </w:r>
+    </w:p>
+    <w:p/>
+    <w:p>
+      <w:r>
+        <w:lastRenderedPageBreak/>
         <w:t>Диегетический</w:t>
       </w:r>
+      <w:r>
+        <w:t xml:space="preserve"> часы </w:t>
+      </w:r>
+      <w:proofErr w:type="gramStart"/>
+      <w:r>
+        <w:t xml:space="preserve">в </w:t>
+      </w:r>
+      <w:r>
+        <w:t xml:space="preserve"> </w:t>
+      </w:r>
+      <w:r>
+        <w:rPr>
+          <w:lang w:val="en-US"/>
+        </w:rPr>
+        <w:t>Metro</w:t>
+      </w:r>
+      <w:proofErr w:type="gramEnd"/>
+      <w:r>
+        <w:t>2033</w:t>
+      </w:r>
+      <w:r>
+        <w:t xml:space="preserve">  , Компас в </w:t>
+      </w:r>
+      <w:proofErr w:type="spellStart"/>
+      <w:r>
+        <w:t>майнкравте</w:t>
+      </w:r>
       <w:proofErr w:type="spellEnd"/>
     </w:p>
     <w:p/>
     <w:p>
-      <w:r>
-        <w:t>Существует внутри игрового мира и может восприниматься персонажем.</w:t>
-      </w:r>
+      <w:proofErr w:type="gramStart"/>
+      <w:r>
+        <w:t>Недиегетический</w:t>
+      </w:r>
+      <w:r>
+        <w:t xml:space="preserve">  </w:t>
+      </w:r>
+      <w:r>
+        <w:rPr>
+          <w:lang w:val="en-US"/>
+        </w:rPr>
+        <w:t>Counter</w:t>
+      </w:r>
+      <w:proofErr w:type="gramEnd"/>
+      <w:r>
+        <w:t>-</w:t>
+      </w:r>
+      <w:r>
+        <w:rPr>
+          <w:lang w:val="en-US"/>
+        </w:rPr>
+        <w:t>Strike</w:t>
+      </w:r>
+      <w:r>
+        <w:t xml:space="preserve">, Интерфейс в  </w:t>
+      </w:r>
+      <w:proofErr w:type="spellStart"/>
+      <w:r>
+        <w:t>майнкравте</w:t>
+      </w:r>
+      <w:proofErr w:type="spellEnd"/>
     </w:p>
     <w:p/>
     <w:p>
+      <w:r>
+        <w:t>Пространственный</w:t>
+      </w:r>
+      <w:r>
+        <w:t xml:space="preserve">   </w:t>
+      </w:r>
       <w:proofErr w:type="spellStart"/>
       <w:r>
-        <w:t>Недиегетический</w:t>
+        <w:t>ники</w:t>
       </w:r>
       <w:proofErr w:type="spellEnd"/>
+      <w:r>
+        <w:t xml:space="preserve"> игроков в </w:t>
+      </w:r>
+      <w:proofErr w:type="spellStart"/>
+      <w:r>
+        <w:t>майнкрави</w:t>
+      </w:r>
+      <w:proofErr w:type="spellEnd"/>
+      <w:r>
+        <w:t xml:space="preserve">, </w:t>
+      </w:r>
+      <w:proofErr w:type="spellStart"/>
+      <w:r>
+        <w:t>Вейпоинты</w:t>
+      </w:r>
+      <w:proofErr w:type="spellEnd"/>
+      <w:r>
+        <w:t xml:space="preserve"> в </w:t>
+      </w:r>
+      <w:proofErr w:type="spellStart"/>
+      <w:r>
+        <w:t>кибер</w:t>
+      </w:r>
+      <w:proofErr w:type="spellEnd"/>
+      <w:r>
+        <w:t xml:space="preserve"> панк</w:t>
+      </w:r>
     </w:p>
     <w:p/>
     <w:p>
+      <w:r>
+        <w:t>Мета</w:t>
+      </w:r>
+      <w:r>
+        <w:t xml:space="preserve">   в </w:t>
+      </w:r>
       <w:proofErr w:type="spellStart"/>
       <w:r>
-        <w:t>Облечный</w:t>
+        <w:t>кибер</w:t>
       </w:r>
       <w:proofErr w:type="spellEnd"/>
       <w:r>
-        <w:t xml:space="preserve"> HUD поверх игрового мира, видимый только игроку.</w:t>
-      </w:r>
-    </w:p>
-    <w:p/>
-    <w:p>
-      <w:r>
-        <w:t>Пространственный</w:t>
-      </w:r>
-    </w:p>
-    <w:p/>
-    <w:p>
-      <w:r>
-        <w:t>Интерфейс расположен непосредственно в пространстве игрового мира.</w:t>
-      </w:r>
-    </w:p>
-    <w:p/>
-    <w:p>
-      <w:r>
-        <w:t>Мета</w:t>
-      </w:r>
+        <w:t xml:space="preserve"> панке есть </w:t>
+      </w:r>
+      <w:proofErr w:type="gramStart"/>
+      <w:r>
+        <w:t>пушка</w:t>
+      </w:r>
+      <w:proofErr w:type="gramEnd"/>
+      <w:r>
+        <w:t xml:space="preserve"> которая может разговаривать с игроком</w:t>
+      </w:r>
+      <w:r>
+        <w:t xml:space="preserve">, </w:t>
+      </w:r>
+      <w:r>
+        <w:rPr>
+          <w:lang w:val="en-US"/>
+        </w:rPr>
+        <w:t>Portal</w:t>
+      </w:r>
+      <w:r>
+        <w:t xml:space="preserve"> </w:t>
+      </w:r>
+      <w:r>
+        <w:t xml:space="preserve">разговоры с </w:t>
+      </w:r>
+      <w:proofErr w:type="spellStart"/>
+      <w:r>
+        <w:t>игроокм</w:t>
+      </w:r>
+      <w:proofErr w:type="spellEnd"/>
+    </w:p>
+    <w:p>
       <w:bookmarkStart w:id="0" w:name="_GoBack"/>
       <w:bookmarkEnd w:id="0"/>
-    </w:p>
-    <w:p/>
-    <w:p>
-      <w:r>
-        <w:t>Визуальная информация или связанный с состоянием игры.</w:t>
-      </w:r>
     </w:p>
     <w:sectPr>
       <w:pgSz w:w="11906" w:h="16838"/>
